--- a/Øvelser/Biologi/mikroskopi-af-ornesaed/mikroskopi-af-ornesaed.docx
+++ b/Øvelser/Biologi/mikroskopi-af-ornesaed/mikroskopi-af-ornesaed.docx
@@ -149,20 +149,7 @@
         </w:numPr>
       </w:pPr>
       <w:r>
-        <w:t xml:space="preserve">Justér lysstyrke og blænde. Ufarvede sædceller er næsten gennemsigtige, så skru lyset</w:t>
-      </w:r>
-      <w:r>
-        <w:t xml:space="preserve"> </w:t>
-      </w:r>
-      <w:r>
-        <w:rPr>
-          <w:b/>
-          <w:bCs/>
-        </w:rPr>
-        <w:t xml:space="preserve">ned</w:t>
-      </w:r>
-      <w:r>
-        <w:t xml:space="preserve">, indtil cellerne træder tydeligt frem.</w:t>
+        <w:t xml:space="preserve">Justér lysstyrke og blænde. Ufarvede sædceller er næsten gennemsigtige, så skru lyset ned, indtil cellerne træder tydeligt frem.</w:t>
       </w:r>
     </w:p>
     <w:p>
@@ -403,7 +390,7 @@
                     <a:graphicData uri="http://schemas.openxmlformats.org/drawingml/2006/picture">
                       <pic:pic>
                         <pic:nvPicPr>
-                          <pic:cNvPr descr="/Applications/quarto/share/formats/docx/tip.png" id="24" name="Picture"/>
+                          <pic:cNvPr descr="/tmp/claude-0/-home-user-smbi/7d291b92-c289-57a9-b4b8-12c4134f11be/scratchpad/qo/quarto-1.10.18/share/formats/docx/tip.png" id="24" name="Picture"/>
                           <pic:cNvPicPr>
                             <a:picLocks noChangeArrowheads="1" noChangeAspect="1"/>
                           </pic:cNvPicPr>
@@ -466,23 +453,7 @@
               <w:spacing w:before="16"/>
             </w:pPr>
             <w:r>
-              <w:t xml:space="preserve">Sædcellerne er tunge og synker ned mod objektglasset, så det er typisk i det</w:t>
-            </w:r>
-            <w:r>
-              <w:t xml:space="preserve"> </w:t>
-            </w:r>
-            <w:r>
-              <w:rPr>
-                <w:b/>
-                <w:bCs/>
-              </w:rPr>
-              <w:t xml:space="preserve">nederste</w:t>
-            </w:r>
-            <w:r>
-              <w:t xml:space="preserve"> </w:t>
-            </w:r>
-            <w:r>
-              <w:t xml:space="preserve">fokusplan, I finder flest. Kør derfor langsomt gennem dybden med skruen, før I konkluderer, at der ikke er noget at se.</w:t>
+              <w:t xml:space="preserve">Sædcellerne er tunge og synker ned mod objektglasset, så det er typisk i det nederste fokusplan, I finder flest. Kør derfor langsomt gennem dybden med skruen, før I konkluderer, at der ikke er noget at se.</w:t>
             </w:r>
           </w:p>
           <w:p>
@@ -555,7 +526,7 @@
                     <a:graphicData uri="http://schemas.openxmlformats.org/drawingml/2006/picture">
                       <pic:pic>
                         <pic:nvPicPr>
-                          <pic:cNvPr descr="/Applications/quarto/share/formats/docx/note.png" id="27" name="Picture"/>
+                          <pic:cNvPr descr="/tmp/claude-0/-home-user-smbi/7d291b92-c289-57a9-b4b8-12c4134f11be/scratchpad/qo/quarto-1.10.18/share/formats/docx/note.png" id="27" name="Picture"/>
                           <pic:cNvPicPr>
                             <a:picLocks noChangeArrowheads="1" noChangeAspect="1"/>
                           </pic:cNvPicPr>
@@ -777,7 +748,7 @@
                     <a:graphicData uri="http://schemas.openxmlformats.org/drawingml/2006/picture">
                       <pic:pic>
                         <pic:nvPicPr>
-                          <pic:cNvPr descr="/Applications/quarto/share/formats/docx/important.png" id="30" name="Picture"/>
+                          <pic:cNvPr descr="/tmp/claude-0/-home-user-smbi/7d291b92-c289-57a9-b4b8-12c4134f11be/scratchpad/qo/quarto-1.10.18/share/formats/docx/important.png" id="30" name="Picture"/>
                           <pic:cNvPicPr>
                             <a:picLocks noChangeArrowheads="1" noChangeAspect="1"/>
                           </pic:cNvPicPr>
@@ -841,20 +812,7 @@
               </w:numPr>
             </w:pPr>
             <w:r>
-              <w:t xml:space="preserve">Ornesæd er</w:t>
-            </w:r>
-            <w:r>
-              <w:t xml:space="preserve"> </w:t>
-            </w:r>
-            <w:r>
-              <w:rPr>
-                <w:b/>
-                <w:bCs/>
-              </w:rPr>
-              <w:t xml:space="preserve">biologisk materiale</w:t>
-            </w:r>
-            <w:r>
-              <w:t xml:space="preserve">. Brug kittel og engangshandsker, og vask hænder grundigt efter øvelsen. Spis og drik ikke i laboratoriet.</w:t>
+              <w:t xml:space="preserve">Ornesæd er biologisk materiale. Brug kittel og engangshandsker, og vask hænder grundigt efter øvelsen. Spis og drik ikke i laboratoriet.</w:t>
             </w:r>
           </w:p>
           <w:p>
@@ -1149,23 +1107,7 @@
         <w:pStyle w:val="BodyText"/>
       </w:pPr>
       <w:r>
-        <w:t xml:space="preserve">Tæl i det farvede præparat mindst</w:t>
-      </w:r>
-      <w:r>
-        <w:t xml:space="preserve"> </w:t>
-      </w:r>
-      <w:r>
-        <w:rPr>
-          <w:b/>
-          <w:bCs/>
-        </w:rPr>
-        <w:t xml:space="preserve">25 celler pr. synsfelt</w:t>
-      </w:r>
-      <w:r>
-        <w:t xml:space="preserve"> </w:t>
-      </w:r>
-      <w:r>
-        <w:t xml:space="preserve">i fire forskellige synsfelter, og notér for hvert synsfelt, hvor mange af de talte celler der var normale, og hvor mange der var abnorme. Flyt objektglasset et lille stykke mellem hver optælling, så I ikke tæller de samme celler igen.</w:t>
+        <w:t xml:space="preserve">Tæl i det farvede præparat mindst 25 celler pr. synsfelt i fire forskellige synsfelter, og notér for hvert synsfelt, hvor mange af de talte celler der var normale, og hvor mange der var abnorme. Flyt objektglasset et lille stykke mellem hver optælling, så I ikke tæller de samme celler igen.</w:t>
       </w:r>
     </w:p>
     <w:tbl>
